--- a/python/Experiment 7.docx
+++ b/python/Experiment 7.docx
@@ -483,6 +483,7 @@
           <w:rFonts w:ascii="Times New Roman" w:hAnsi="Times New Roman" w:cs="Times New Roman"/>
           <w:b/>
           <w:bCs/>
+          <w:noProof/>
           <w:sz w:val="28"/>
           <w:szCs w:val="28"/>
         </w:rPr>
@@ -559,6 +560,7 @@
           <w:rFonts w:ascii="Times New Roman" w:hAnsi="Times New Roman" w:cs="Times New Roman"/>
           <w:b/>
           <w:bCs/>
+          <w:noProof/>
           <w:sz w:val="28"/>
           <w:szCs w:val="28"/>
         </w:rPr>
@@ -696,6 +698,7 @@
           <w:rFonts w:ascii="Times New Roman" w:hAnsi="Times New Roman" w:cs="Times New Roman"/>
           <w:b/>
           <w:bCs/>
+          <w:noProof/>
           <w:sz w:val="28"/>
           <w:szCs w:val="28"/>
         </w:rPr>
@@ -772,6 +775,7 @@
           <w:rFonts w:ascii="Times New Roman" w:hAnsi="Times New Roman" w:cs="Times New Roman"/>
           <w:b/>
           <w:bCs/>
+          <w:noProof/>
           <w:sz w:val="28"/>
           <w:szCs w:val="28"/>
         </w:rPr>
@@ -927,6 +931,7 @@
           <w:rFonts w:ascii="Times New Roman" w:hAnsi="Times New Roman" w:cs="Times New Roman"/>
           <w:b/>
           <w:bCs/>
+          <w:noProof/>
           <w:sz w:val="28"/>
           <w:szCs w:val="28"/>
         </w:rPr>
@@ -1003,6 +1008,7 @@
           <w:rFonts w:ascii="Times New Roman" w:hAnsi="Times New Roman" w:cs="Times New Roman"/>
           <w:b/>
           <w:bCs/>
+          <w:noProof/>
           <w:sz w:val="28"/>
           <w:szCs w:val="28"/>
         </w:rPr>
@@ -1372,6 +1378,7 @@
           <w:rFonts w:ascii="Times New Roman" w:hAnsi="Times New Roman" w:cs="Times New Roman"/>
           <w:b/>
           <w:bCs/>
+          <w:noProof/>
           <w:sz w:val="28"/>
           <w:szCs w:val="28"/>
         </w:rPr>
@@ -1427,6 +1434,7 @@
           <w:rFonts w:ascii="Times New Roman" w:hAnsi="Times New Roman" w:cs="Times New Roman"/>
           <w:b/>
           <w:bCs/>
+          <w:noProof/>
           <w:sz w:val="28"/>
           <w:szCs w:val="28"/>
         </w:rPr>
@@ -1515,6 +1523,7 @@
           <w:rFonts w:ascii="Times New Roman" w:hAnsi="Times New Roman" w:cs="Times New Roman"/>
           <w:b/>
           <w:bCs/>
+          <w:noProof/>
           <w:sz w:val="28"/>
           <w:szCs w:val="28"/>
         </w:rPr>
@@ -1700,6 +1709,7 @@
           <w:rFonts w:ascii="Times New Roman" w:hAnsi="Times New Roman" w:cs="Times New Roman"/>
           <w:b/>
           <w:bCs/>
+          <w:noProof/>
           <w:sz w:val="28"/>
           <w:szCs w:val="28"/>
         </w:rPr>
@@ -1776,6 +1786,7 @@
           <w:rFonts w:ascii="Times New Roman" w:hAnsi="Times New Roman" w:cs="Times New Roman"/>
           <w:b/>
           <w:bCs/>
+          <w:noProof/>
           <w:sz w:val="28"/>
           <w:szCs w:val="28"/>
         </w:rPr>
@@ -1924,6 +1935,7 @@
           <w:rFonts w:ascii="Times New Roman" w:hAnsi="Times New Roman" w:cs="Times New Roman"/>
           <w:b/>
           <w:bCs/>
+          <w:noProof/>
           <w:sz w:val="28"/>
           <w:szCs w:val="28"/>
         </w:rPr>
@@ -2000,6 +2012,7 @@
           <w:rFonts w:ascii="Times New Roman" w:hAnsi="Times New Roman" w:cs="Times New Roman"/>
           <w:b/>
           <w:bCs/>
+          <w:noProof/>
           <w:sz w:val="28"/>
           <w:szCs w:val="28"/>
         </w:rPr>
@@ -2180,6 +2193,7 @@
           <w:rFonts w:ascii="Times New Roman" w:hAnsi="Times New Roman" w:cs="Times New Roman"/>
           <w:b/>
           <w:bCs/>
+          <w:noProof/>
           <w:sz w:val="28"/>
           <w:szCs w:val="28"/>
         </w:rPr>
@@ -2257,6 +2271,7 @@
           <w:rFonts w:ascii="Times New Roman" w:hAnsi="Times New Roman" w:cs="Times New Roman"/>
           <w:b/>
           <w:bCs/>
+          <w:noProof/>
           <w:sz w:val="28"/>
           <w:szCs w:val="28"/>
         </w:rPr>
@@ -2303,10 +2318,717 @@
           <w:rFonts w:ascii="Times New Roman" w:hAnsi="Times New Roman" w:cs="Times New Roman"/>
           <w:b/>
           <w:bCs/>
-          <w:sz w:val="28"/>
-          <w:szCs w:val="28"/>
-        </w:rPr>
-      </w:pPr>
+          <w:sz w:val="32"/>
+          <w:szCs w:val="32"/>
+        </w:rPr>
+      </w:pPr>
+    </w:p>
+    <w:p>
+      <w:pPr>
+        <w:rPr>
+          <w:rFonts w:ascii="Times New Roman" w:hAnsi="Times New Roman" w:cs="Times New Roman"/>
+          <w:b/>
+          <w:bCs/>
+          <w:sz w:val="32"/>
+          <w:szCs w:val="32"/>
+        </w:rPr>
+      </w:pPr>
+      <w:r>
+        <w:rPr>
+          <w:rFonts w:ascii="Times New Roman" w:hAnsi="Times New Roman" w:cs="Times New Roman"/>
+          <w:b/>
+          <w:bCs/>
+          <w:sz w:val="32"/>
+          <w:szCs w:val="32"/>
+        </w:rPr>
+        <w:t>#Exception handling :</w:t>
+      </w:r>
+    </w:p>
+    <w:p>
+      <w:pPr>
+        <w:rPr>
+          <w:rFonts w:ascii="Times New Roman" w:hAnsi="Times New Roman" w:cs="Times New Roman"/>
+          <w:b/>
+          <w:bCs/>
+          <w:sz w:val="32"/>
+          <w:szCs w:val="32"/>
+        </w:rPr>
+      </w:pPr>
+      <w:r>
+        <w:rPr>
+          <w:rFonts w:ascii="Times New Roman" w:hAnsi="Times New Roman" w:cs="Times New Roman"/>
+          <w:b/>
+          <w:bCs/>
+          <w:sz w:val="32"/>
+          <w:szCs w:val="32"/>
+        </w:rPr>
+        <w:t xml:space="preserve">Objective 1 : </w:t>
+      </w:r>
+      <w:r>
+        <w:rPr>
+          <w:rFonts w:ascii="Times New Roman" w:hAnsi="Times New Roman" w:cs="Times New Roman"/>
+          <w:b/>
+          <w:bCs/>
+          <w:sz w:val="32"/>
+          <w:szCs w:val="32"/>
+        </w:rPr>
+        <w:t xml:space="preserve">.Input two values from user where the first line contains N, the number of test cases. The next N lines contain the space separated values of a and b. Perform integer division and print a/b. Handle exception in case of ZeroDivisionError or ValueError. </w:t>
+      </w:r>
+    </w:p>
+    <w:p>
+      <w:pPr>
+        <w:rPr>
+          <w:rFonts w:ascii="Times New Roman" w:hAnsi="Times New Roman" w:cs="Times New Roman"/>
+          <w:b/>
+          <w:bCs/>
+          <w:sz w:val="32"/>
+          <w:szCs w:val="32"/>
+          <w:lang w:val="en-IN"/>
+        </w:rPr>
+      </w:pPr>
+      <w:r>
+        <w:rPr>
+          <w:rFonts w:ascii="Times New Roman" w:hAnsi="Times New Roman" w:cs="Times New Roman"/>
+          <w:b/>
+          <w:bCs/>
+          <w:sz w:val="32"/>
+          <w:szCs w:val="32"/>
+          <w:lang w:val="en-IN"/>
+        </w:rPr>
+        <w:t>Sample input</w:t>
+      </w:r>
+    </w:p>
+    <w:p>
+      <w:pPr>
+        <w:rPr>
+          <w:rFonts w:ascii="Times New Roman" w:hAnsi="Times New Roman" w:cs="Times New Roman"/>
+          <w:b/>
+          <w:bCs/>
+          <w:sz w:val="32"/>
+          <w:szCs w:val="32"/>
+          <w:lang w:val="en-IN"/>
+        </w:rPr>
+      </w:pPr>
+      <w:r>
+        <w:rPr>
+          <w:rFonts w:ascii="Times New Roman" w:hAnsi="Times New Roman" w:cs="Times New Roman"/>
+          <w:b/>
+          <w:bCs/>
+          <w:sz w:val="32"/>
+          <w:szCs w:val="32"/>
+          <w:lang w:val="en-IN"/>
+        </w:rPr>
+        <w:t>1 0</w:t>
+      </w:r>
+    </w:p>
+    <w:p>
+      <w:pPr>
+        <w:rPr>
+          <w:rFonts w:ascii="Times New Roman" w:hAnsi="Times New Roman" w:cs="Times New Roman"/>
+          <w:b/>
+          <w:bCs/>
+          <w:sz w:val="32"/>
+          <w:szCs w:val="32"/>
+          <w:lang w:val="en-IN"/>
+        </w:rPr>
+      </w:pPr>
+      <w:r>
+        <w:rPr>
+          <w:rFonts w:ascii="Times New Roman" w:hAnsi="Times New Roman" w:cs="Times New Roman"/>
+          <w:b/>
+          <w:bCs/>
+          <w:sz w:val="32"/>
+          <w:szCs w:val="32"/>
+          <w:lang w:val="en-IN"/>
+        </w:rPr>
+        <w:t>2 $</w:t>
+      </w:r>
+    </w:p>
+    <w:p>
+      <w:pPr>
+        <w:rPr>
+          <w:rFonts w:ascii="Times New Roman" w:hAnsi="Times New Roman" w:cs="Times New Roman"/>
+          <w:b/>
+          <w:bCs/>
+          <w:sz w:val="32"/>
+          <w:szCs w:val="32"/>
+          <w:lang w:val="en-IN"/>
+        </w:rPr>
+      </w:pPr>
+      <w:r>
+        <w:rPr>
+          <w:rFonts w:ascii="Times New Roman" w:hAnsi="Times New Roman" w:cs="Times New Roman"/>
+          <w:b/>
+          <w:bCs/>
+          <w:sz w:val="32"/>
+          <w:szCs w:val="32"/>
+          <w:lang w:val="en-IN"/>
+        </w:rPr>
+        <w:t xml:space="preserve">3 1 </w:t>
+      </w:r>
+    </w:p>
+    <w:p>
+      <w:pPr>
+        <w:rPr>
+          <w:rFonts w:ascii="Times New Roman" w:hAnsi="Times New Roman" w:cs="Times New Roman"/>
+          <w:b/>
+          <w:bCs/>
+          <w:sz w:val="32"/>
+          <w:szCs w:val="32"/>
+          <w:lang w:val="en-IN"/>
+        </w:rPr>
+      </w:pPr>
+      <w:r>
+        <w:rPr>
+          <w:rFonts w:ascii="Times New Roman" w:hAnsi="Times New Roman" w:cs="Times New Roman"/>
+          <w:b/>
+          <w:bCs/>
+          <w:sz w:val="32"/>
+          <w:szCs w:val="32"/>
+          <w:lang w:val="en-IN"/>
+        </w:rPr>
+        <w:t>Sample Output :</w:t>
+      </w:r>
+    </w:p>
+    <w:p>
+      <w:pPr>
+        <w:rPr>
+          <w:rFonts w:ascii="Times New Roman" w:hAnsi="Times New Roman" w:cs="Times New Roman"/>
+          <w:b/>
+          <w:bCs/>
+          <w:sz w:val="32"/>
+          <w:szCs w:val="32"/>
+          <w:lang w:val="en-IN"/>
+        </w:rPr>
+      </w:pPr>
+      <w:r>
+        <w:rPr>
+          <w:rFonts w:ascii="Times New Roman" w:hAnsi="Times New Roman" w:cs="Times New Roman"/>
+          <w:b/>
+          <w:bCs/>
+          <w:sz w:val="32"/>
+          <w:szCs w:val="32"/>
+          <w:lang w:val="en-IN"/>
+        </w:rPr>
+        <w:t xml:space="preserve">Error Code: integer division or modulo by zero </w:t>
+      </w:r>
+    </w:p>
+    <w:p>
+      <w:pPr>
+        <w:rPr>
+          <w:rFonts w:ascii="Times New Roman" w:hAnsi="Times New Roman" w:cs="Times New Roman"/>
+          <w:b/>
+          <w:bCs/>
+          <w:sz w:val="32"/>
+          <w:szCs w:val="32"/>
+          <w:lang w:val="en-IN"/>
+        </w:rPr>
+      </w:pPr>
+      <w:r>
+        <w:rPr>
+          <w:rFonts w:ascii="Times New Roman" w:hAnsi="Times New Roman" w:cs="Times New Roman"/>
+          <w:b/>
+          <w:bCs/>
+          <w:sz w:val="32"/>
+          <w:szCs w:val="32"/>
+          <w:lang w:val="en-IN"/>
+        </w:rPr>
+        <w:t>Error Code: invalid literal for int() with base 10: '$' 3</w:t>
+      </w:r>
+    </w:p>
+    <w:p>
+      <w:pPr>
+        <w:rPr>
+          <w:rFonts w:ascii="Times New Roman" w:hAnsi="Times New Roman" w:cs="Times New Roman"/>
+          <w:b/>
+          <w:bCs/>
+          <w:sz w:val="32"/>
+          <w:szCs w:val="32"/>
+          <w:lang w:val="en-IN"/>
+        </w:rPr>
+      </w:pPr>
+      <w:r>
+        <w:rPr>
+          <w:rFonts w:ascii="Times New Roman" w:hAnsi="Times New Roman" w:cs="Times New Roman"/>
+          <w:b/>
+          <w:bCs/>
+          <w:sz w:val="32"/>
+          <w:szCs w:val="32"/>
+          <w:lang w:val="en-IN"/>
+        </w:rPr>
+        <w:lastRenderedPageBreak/>
+        <w:t xml:space="preserve">Code : </w:t>
+      </w:r>
+      <w:r>
+        <w:rPr>
+          <w:rFonts w:ascii="Times New Roman" w:hAnsi="Times New Roman" w:cs="Times New Roman"/>
+          <w:b/>
+          <w:bCs/>
+          <w:sz w:val="32"/>
+          <w:szCs w:val="32"/>
+          <w:lang w:val="en-IN"/>
+        </w:rPr>
+        <w:drawing>
+          <wp:inline distT="0" distB="0" distL="0" distR="0" wp14:anchorId="25471F35" wp14:editId="3484FA76">
+            <wp:extent cx="5075360" cy="3276884"/>
+            <wp:effectExtent l="0" t="0" r="0" b="0"/>
+            <wp:docPr id="2125016762" name="Picture 1"/>
+            <wp:cNvGraphicFramePr>
+              <a:graphicFrameLocks xmlns:a="http://schemas.openxmlformats.org/drawingml/2006/main" noChangeAspect="1"/>
+            </wp:cNvGraphicFramePr>
+            <a:graphic xmlns:a="http://schemas.openxmlformats.org/drawingml/2006/main">
+              <a:graphicData uri="http://schemas.openxmlformats.org/drawingml/2006/picture">
+                <pic:pic xmlns:pic="http://schemas.openxmlformats.org/drawingml/2006/picture">
+                  <pic:nvPicPr>
+                    <pic:cNvPr id="2125016762" name=""/>
+                    <pic:cNvPicPr/>
+                  </pic:nvPicPr>
+                  <pic:blipFill>
+                    <a:blip r:embed="rId21"/>
+                    <a:stretch>
+                      <a:fillRect/>
+                    </a:stretch>
+                  </pic:blipFill>
+                  <pic:spPr>
+                    <a:xfrm>
+                      <a:off x="0" y="0"/>
+                      <a:ext cx="5075360" cy="3276884"/>
+                    </a:xfrm>
+                    <a:prstGeom prst="rect">
+                      <a:avLst/>
+                    </a:prstGeom>
+                  </pic:spPr>
+                </pic:pic>
+              </a:graphicData>
+            </a:graphic>
+          </wp:inline>
+        </w:drawing>
+      </w:r>
+    </w:p>
+    <w:p>
+      <w:pPr>
+        <w:rPr>
+          <w:rFonts w:ascii="Times New Roman" w:hAnsi="Times New Roman" w:cs="Times New Roman"/>
+          <w:b/>
+          <w:bCs/>
+          <w:sz w:val="32"/>
+          <w:szCs w:val="32"/>
+          <w:lang w:val="en-IN"/>
+        </w:rPr>
+      </w:pPr>
+      <w:r>
+        <w:rPr>
+          <w:rFonts w:ascii="Times New Roman" w:hAnsi="Times New Roman" w:cs="Times New Roman"/>
+          <w:b/>
+          <w:bCs/>
+          <w:sz w:val="32"/>
+          <w:szCs w:val="32"/>
+          <w:lang w:val="en-IN"/>
+        </w:rPr>
+        <w:t xml:space="preserve">Output : </w:t>
+      </w:r>
+      <w:r>
+        <w:rPr>
+          <w:rFonts w:ascii="Times New Roman" w:hAnsi="Times New Roman" w:cs="Times New Roman"/>
+          <w:b/>
+          <w:bCs/>
+          <w:sz w:val="32"/>
+          <w:szCs w:val="32"/>
+          <w:lang w:val="en-IN"/>
+        </w:rPr>
+        <w:drawing>
+          <wp:inline distT="0" distB="0" distL="0" distR="0" wp14:anchorId="3115CBB4" wp14:editId="5D3B9B41">
+            <wp:extent cx="5731510" cy="2886075"/>
+            <wp:effectExtent l="0" t="0" r="2540" b="9525"/>
+            <wp:docPr id="2125153629" name="Picture 1"/>
+            <wp:cNvGraphicFramePr>
+              <a:graphicFrameLocks xmlns:a="http://schemas.openxmlformats.org/drawingml/2006/main" noChangeAspect="1"/>
+            </wp:cNvGraphicFramePr>
+            <a:graphic xmlns:a="http://schemas.openxmlformats.org/drawingml/2006/main">
+              <a:graphicData uri="http://schemas.openxmlformats.org/drawingml/2006/picture">
+                <pic:pic xmlns:pic="http://schemas.openxmlformats.org/drawingml/2006/picture">
+                  <pic:nvPicPr>
+                    <pic:cNvPr id="2125153629" name=""/>
+                    <pic:cNvPicPr/>
+                  </pic:nvPicPr>
+                  <pic:blipFill>
+                    <a:blip r:embed="rId22"/>
+                    <a:stretch>
+                      <a:fillRect/>
+                    </a:stretch>
+                  </pic:blipFill>
+                  <pic:spPr>
+                    <a:xfrm>
+                      <a:off x="0" y="0"/>
+                      <a:ext cx="5731510" cy="2886075"/>
+                    </a:xfrm>
+                    <a:prstGeom prst="rect">
+                      <a:avLst/>
+                    </a:prstGeom>
+                  </pic:spPr>
+                </pic:pic>
+              </a:graphicData>
+            </a:graphic>
+          </wp:inline>
+        </w:drawing>
+      </w:r>
+    </w:p>
+    <w:p>
+      <w:pPr>
+        <w:rPr>
+          <w:rFonts w:ascii="Times New Roman" w:hAnsi="Times New Roman" w:cs="Times New Roman"/>
+          <w:b/>
+          <w:bCs/>
+          <w:sz w:val="32"/>
+          <w:szCs w:val="32"/>
+        </w:rPr>
+      </w:pPr>
+      <w:r>
+        <w:rPr>
+          <w:rFonts w:ascii="Times New Roman" w:hAnsi="Times New Roman" w:cs="Times New Roman"/>
+          <w:b/>
+          <w:bCs/>
+          <w:sz w:val="32"/>
+          <w:szCs w:val="32"/>
+          <w:lang w:val="en-IN"/>
+        </w:rPr>
+        <w:t xml:space="preserve">Objective 2: </w:t>
+      </w:r>
+      <w:r>
+        <w:rPr>
+          <w:rFonts w:ascii="Times New Roman" w:hAnsi="Times New Roman" w:cs="Times New Roman"/>
+          <w:b/>
+          <w:bCs/>
+          <w:sz w:val="32"/>
+          <w:szCs w:val="32"/>
+        </w:rPr>
+        <w:t>Create multiple suitable exceptions for a file handling program</w:t>
+      </w:r>
+    </w:p>
+    <w:p>
+      <w:pPr>
+        <w:rPr>
+          <w:rFonts w:ascii="Times New Roman" w:hAnsi="Times New Roman" w:cs="Times New Roman"/>
+          <w:b/>
+          <w:bCs/>
+          <w:sz w:val="32"/>
+          <w:szCs w:val="32"/>
+        </w:rPr>
+      </w:pPr>
+      <w:r>
+        <w:rPr>
+          <w:rFonts w:ascii="Times New Roman" w:hAnsi="Times New Roman" w:cs="Times New Roman"/>
+          <w:b/>
+          <w:bCs/>
+          <w:sz w:val="32"/>
+          <w:szCs w:val="32"/>
+        </w:rPr>
+        <w:lastRenderedPageBreak/>
+        <w:t xml:space="preserve">Code : </w:t>
+      </w:r>
+      <w:r>
+        <w:rPr>
+          <w:rFonts w:ascii="Times New Roman" w:hAnsi="Times New Roman" w:cs="Times New Roman"/>
+          <w:b/>
+          <w:bCs/>
+          <w:sz w:val="32"/>
+          <w:szCs w:val="32"/>
+        </w:rPr>
+        <w:drawing>
+          <wp:inline distT="0" distB="0" distL="0" distR="0" wp14:anchorId="0B75EACB" wp14:editId="45BD31B5">
+            <wp:extent cx="4945809" cy="3467400"/>
+            <wp:effectExtent l="0" t="0" r="7620" b="0"/>
+            <wp:docPr id="2054209596" name="Picture 1"/>
+            <wp:cNvGraphicFramePr>
+              <a:graphicFrameLocks xmlns:a="http://schemas.openxmlformats.org/drawingml/2006/main" noChangeAspect="1"/>
+            </wp:cNvGraphicFramePr>
+            <a:graphic xmlns:a="http://schemas.openxmlformats.org/drawingml/2006/main">
+              <a:graphicData uri="http://schemas.openxmlformats.org/drawingml/2006/picture">
+                <pic:pic xmlns:pic="http://schemas.openxmlformats.org/drawingml/2006/picture">
+                  <pic:nvPicPr>
+                    <pic:cNvPr id="2054209596" name=""/>
+                    <pic:cNvPicPr/>
+                  </pic:nvPicPr>
+                  <pic:blipFill>
+                    <a:blip r:embed="rId23"/>
+                    <a:stretch>
+                      <a:fillRect/>
+                    </a:stretch>
+                  </pic:blipFill>
+                  <pic:spPr>
+                    <a:xfrm>
+                      <a:off x="0" y="0"/>
+                      <a:ext cx="4945809" cy="3467400"/>
+                    </a:xfrm>
+                    <a:prstGeom prst="rect">
+                      <a:avLst/>
+                    </a:prstGeom>
+                  </pic:spPr>
+                </pic:pic>
+              </a:graphicData>
+            </a:graphic>
+          </wp:inline>
+        </w:drawing>
+      </w:r>
+    </w:p>
+    <w:p>
+      <w:pPr>
+        <w:rPr>
+          <w:rFonts w:ascii="Times New Roman" w:hAnsi="Times New Roman" w:cs="Times New Roman"/>
+          <w:b/>
+          <w:bCs/>
+          <w:sz w:val="32"/>
+          <w:szCs w:val="32"/>
+        </w:rPr>
+      </w:pPr>
+      <w:r>
+        <w:rPr>
+          <w:rFonts w:ascii="Times New Roman" w:hAnsi="Times New Roman" w:cs="Times New Roman"/>
+          <w:b/>
+          <w:bCs/>
+          <w:sz w:val="32"/>
+          <w:szCs w:val="32"/>
+        </w:rPr>
+        <w:t xml:space="preserve">Output : </w:t>
+      </w:r>
+      <w:r>
+        <w:rPr>
+          <w:rFonts w:ascii="Times New Roman" w:hAnsi="Times New Roman" w:cs="Times New Roman"/>
+          <w:b/>
+          <w:bCs/>
+          <w:sz w:val="32"/>
+          <w:szCs w:val="32"/>
+        </w:rPr>
+        <w:drawing>
+          <wp:inline distT="0" distB="0" distL="0" distR="0" wp14:anchorId="4AFE4BE8" wp14:editId="60618A95">
+            <wp:extent cx="5731510" cy="2896235"/>
+            <wp:effectExtent l="0" t="0" r="2540" b="0"/>
+            <wp:docPr id="509661462" name="Picture 1"/>
+            <wp:cNvGraphicFramePr>
+              <a:graphicFrameLocks xmlns:a="http://schemas.openxmlformats.org/drawingml/2006/main" noChangeAspect="1"/>
+            </wp:cNvGraphicFramePr>
+            <a:graphic xmlns:a="http://schemas.openxmlformats.org/drawingml/2006/main">
+              <a:graphicData uri="http://schemas.openxmlformats.org/drawingml/2006/picture">
+                <pic:pic xmlns:pic="http://schemas.openxmlformats.org/drawingml/2006/picture">
+                  <pic:nvPicPr>
+                    <pic:cNvPr id="509661462" name=""/>
+                    <pic:cNvPicPr/>
+                  </pic:nvPicPr>
+                  <pic:blipFill>
+                    <a:blip r:embed="rId24"/>
+                    <a:stretch>
+                      <a:fillRect/>
+                    </a:stretch>
+                  </pic:blipFill>
+                  <pic:spPr>
+                    <a:xfrm>
+                      <a:off x="0" y="0"/>
+                      <a:ext cx="5731510" cy="2896235"/>
+                    </a:xfrm>
+                    <a:prstGeom prst="rect">
+                      <a:avLst/>
+                    </a:prstGeom>
+                  </pic:spPr>
+                </pic:pic>
+              </a:graphicData>
+            </a:graphic>
+          </wp:inline>
+        </w:drawing>
+      </w:r>
+    </w:p>
+    <w:p>
+      <w:pPr>
+        <w:rPr>
+          <w:rFonts w:ascii="Times New Roman" w:hAnsi="Times New Roman" w:cs="Times New Roman"/>
+          <w:b/>
+          <w:bCs/>
+          <w:sz w:val="32"/>
+          <w:szCs w:val="32"/>
+        </w:rPr>
+      </w:pPr>
+      <w:r>
+        <w:rPr>
+          <w:rFonts w:ascii="Times New Roman" w:hAnsi="Times New Roman" w:cs="Times New Roman"/>
+          <w:b/>
+          <w:bCs/>
+          <w:sz w:val="32"/>
+          <w:szCs w:val="32"/>
+        </w:rPr>
+        <w:t xml:space="preserve">Objective 3 : </w:t>
+      </w:r>
+      <w:r>
+        <w:rPr>
+          <w:rFonts w:ascii="Times New Roman" w:hAnsi="Times New Roman" w:cs="Times New Roman"/>
+          <w:b/>
+          <w:bCs/>
+          <w:sz w:val="32"/>
+          <w:szCs w:val="32"/>
+        </w:rPr>
+        <w:t>Write a program to create a counter to show that how many times the program is executed</w:t>
+      </w:r>
+      <w:r>
+        <w:rPr>
+          <w:rFonts w:ascii="Times New Roman" w:hAnsi="Times New Roman" w:cs="Times New Roman"/>
+          <w:b/>
+          <w:bCs/>
+          <w:sz w:val="32"/>
+          <w:szCs w:val="32"/>
+        </w:rPr>
+        <w:t>.</w:t>
+      </w:r>
+    </w:p>
+    <w:p>
+      <w:pPr>
+        <w:rPr>
+          <w:rFonts w:ascii="Times New Roman" w:hAnsi="Times New Roman" w:cs="Times New Roman"/>
+          <w:b/>
+          <w:bCs/>
+          <w:sz w:val="32"/>
+          <w:szCs w:val="32"/>
+        </w:rPr>
+      </w:pPr>
+      <w:r>
+        <w:rPr>
+          <w:rFonts w:ascii="Times New Roman" w:hAnsi="Times New Roman" w:cs="Times New Roman"/>
+          <w:b/>
+          <w:bCs/>
+          <w:sz w:val="32"/>
+          <w:szCs w:val="32"/>
+        </w:rPr>
+        <w:lastRenderedPageBreak/>
+        <w:t xml:space="preserve">Code : </w:t>
+      </w:r>
+      <w:r>
+        <w:rPr>
+          <w:rFonts w:ascii="Times New Roman" w:hAnsi="Times New Roman" w:cs="Times New Roman"/>
+          <w:b/>
+          <w:bCs/>
+          <w:sz w:val="32"/>
+          <w:szCs w:val="32"/>
+        </w:rPr>
+        <w:drawing>
+          <wp:inline distT="0" distB="0" distL="0" distR="0" wp14:anchorId="67D51DBE" wp14:editId="6479B306">
+            <wp:extent cx="5731510" cy="4759325"/>
+            <wp:effectExtent l="0" t="0" r="2540" b="3175"/>
+            <wp:docPr id="2043653631" name="Picture 1"/>
+            <wp:cNvGraphicFramePr>
+              <a:graphicFrameLocks xmlns:a="http://schemas.openxmlformats.org/drawingml/2006/main" noChangeAspect="1"/>
+            </wp:cNvGraphicFramePr>
+            <a:graphic xmlns:a="http://schemas.openxmlformats.org/drawingml/2006/main">
+              <a:graphicData uri="http://schemas.openxmlformats.org/drawingml/2006/picture">
+                <pic:pic xmlns:pic="http://schemas.openxmlformats.org/drawingml/2006/picture">
+                  <pic:nvPicPr>
+                    <pic:cNvPr id="2043653631" name=""/>
+                    <pic:cNvPicPr/>
+                  </pic:nvPicPr>
+                  <pic:blipFill>
+                    <a:blip r:embed="rId25"/>
+                    <a:stretch>
+                      <a:fillRect/>
+                    </a:stretch>
+                  </pic:blipFill>
+                  <pic:spPr>
+                    <a:xfrm>
+                      <a:off x="0" y="0"/>
+                      <a:ext cx="5731510" cy="4759325"/>
+                    </a:xfrm>
+                    <a:prstGeom prst="rect">
+                      <a:avLst/>
+                    </a:prstGeom>
+                  </pic:spPr>
+                </pic:pic>
+              </a:graphicData>
+            </a:graphic>
+          </wp:inline>
+        </w:drawing>
+      </w:r>
+    </w:p>
+    <w:p>
+      <w:pPr>
+        <w:rPr>
+          <w:rFonts w:ascii="Times New Roman" w:hAnsi="Times New Roman" w:cs="Times New Roman"/>
+          <w:b/>
+          <w:bCs/>
+          <w:sz w:val="32"/>
+          <w:szCs w:val="32"/>
+          <w:lang w:val="en-IN"/>
+        </w:rPr>
+      </w:pPr>
+      <w:r>
+        <w:rPr>
+          <w:rFonts w:ascii="Times New Roman" w:hAnsi="Times New Roman" w:cs="Times New Roman"/>
+          <w:b/>
+          <w:bCs/>
+          <w:sz w:val="32"/>
+          <w:szCs w:val="32"/>
+        </w:rPr>
+        <w:t xml:space="preserve">Output : </w:t>
+      </w:r>
+      <w:r>
+        <w:rPr>
+          <w:rFonts w:ascii="Times New Roman" w:hAnsi="Times New Roman" w:cs="Times New Roman"/>
+          <w:b/>
+          <w:bCs/>
+          <w:sz w:val="32"/>
+          <w:szCs w:val="32"/>
+        </w:rPr>
+        <w:drawing>
+          <wp:inline distT="0" distB="0" distL="0" distR="0" wp14:anchorId="194DA8B0" wp14:editId="1A4CB833">
+            <wp:extent cx="5731510" cy="2854960"/>
+            <wp:effectExtent l="0" t="0" r="2540" b="2540"/>
+            <wp:docPr id="2064796279" name="Picture 1"/>
+            <wp:cNvGraphicFramePr>
+              <a:graphicFrameLocks xmlns:a="http://schemas.openxmlformats.org/drawingml/2006/main" noChangeAspect="1"/>
+            </wp:cNvGraphicFramePr>
+            <a:graphic xmlns:a="http://schemas.openxmlformats.org/drawingml/2006/main">
+              <a:graphicData uri="http://schemas.openxmlformats.org/drawingml/2006/picture">
+                <pic:pic xmlns:pic="http://schemas.openxmlformats.org/drawingml/2006/picture">
+                  <pic:nvPicPr>
+                    <pic:cNvPr id="2064796279" name=""/>
+                    <pic:cNvPicPr/>
+                  </pic:nvPicPr>
+                  <pic:blipFill>
+                    <a:blip r:embed="rId26"/>
+                    <a:stretch>
+                      <a:fillRect/>
+                    </a:stretch>
+                  </pic:blipFill>
+                  <pic:spPr>
+                    <a:xfrm>
+                      <a:off x="0" y="0"/>
+                      <a:ext cx="5731510" cy="2854960"/>
+                    </a:xfrm>
+                    <a:prstGeom prst="rect">
+                      <a:avLst/>
+                    </a:prstGeom>
+                  </pic:spPr>
+                </pic:pic>
+              </a:graphicData>
+            </a:graphic>
+          </wp:inline>
+        </w:drawing>
+      </w:r>
+    </w:p>
+    <w:p>
+      <w:pPr>
+        <w:rPr>
+          <w:rFonts w:ascii="Times New Roman" w:hAnsi="Times New Roman" w:cs="Times New Roman"/>
+          <w:b/>
+          <w:bCs/>
+          <w:sz w:val="32"/>
+          <w:szCs w:val="32"/>
+        </w:rPr>
+      </w:pPr>
+      <w:r>
+        <w:rPr>
+          <w:rFonts w:ascii="Times New Roman" w:hAnsi="Times New Roman" w:cs="Times New Roman"/>
+          <w:b/>
+          <w:bCs/>
+          <w:sz w:val="32"/>
+          <w:szCs w:val="32"/>
+        </w:rPr>
+        <w:t xml:space="preserve"> </w:t>
+      </w:r>
     </w:p>
     <w:sectPr>
       <w:pgSz w:w="11906" w:h="16838"/>
@@ -3068,7 +3790,6 @@
   <w:style w:type="character" w:default="1" w:styleId="DefaultParagraphFont">
     <w:name w:val="Default Paragraph Font"/>
     <w:uiPriority w:val="1"/>
-    <w:semiHidden/>
     <w:unhideWhenUsed/>
   </w:style>
   <w:style w:type="table" w:default="1" w:styleId="TableNormal">
